--- a/master_skills/2024-02-24_论虚实相生.docx
+++ b/master_skills/2024-02-24_论虚实相生.docx
@@ -4,307 +4,521 @@
   <w:body>
     <w:p>
       <w:pPr>
-        <w:spacing w:before="120" w:after="120" w:line="400" w:lineRule="exact"/>
-        <w:rPr>
-          <w:rFonts w:ascii="Times New Roman" w:eastAsia="宋体" w:hAnsi="Times New Roman"/>
-        </w:rPr>
-      </w:pPr>
-      <w:r>
-        <w:rPr>
-          <w:rFonts w:ascii="Times New Roman" w:eastAsia="宋体" w:hAnsi="Times New Roman" w:hint="eastAsia"/>
+        <w:spacing w:line="380" w:lineRule="exact"/>
+        <w:rPr>
+          <w:rFonts w:ascii="Times New Roman" w:eastAsia="等线" w:hAnsi="Times New Roman"/>
+          <w:b/>
+          <w:bCs/>
+          <w:sz w:val="24"/>
+        </w:rPr>
+      </w:pPr>
+      <w:r>
+        <w:rPr>
+          <w:rFonts w:ascii="Times New Roman" w:eastAsia="等线" w:hAnsi="Times New Roman" w:hint="eastAsia"/>
+          <w:b/>
+          <w:bCs/>
+          <w:sz w:val="24"/>
         </w:rPr>
         <w:t>论虚实相生</w:t>
       </w:r>
     </w:p>
     <w:p>
       <w:pPr>
-        <w:spacing w:before="120" w:after="120" w:line="400" w:lineRule="exact"/>
-        <w:rPr>
-          <w:rFonts w:ascii="Times New Roman" w:eastAsia="宋体" w:hAnsi="Times New Roman" w:hint="eastAsia"/>
-        </w:rPr>
-      </w:pPr>
-      <w:r>
-        <w:rPr>
-          <w:rFonts w:ascii="Times New Roman" w:eastAsia="宋体" w:hAnsi="Times New Roman" w:hint="eastAsia"/>
-        </w:rPr>
-        <w:t>1</w:t>
-      </w:r>
-      <w:r>
-        <w:rPr>
-          <w:rFonts w:ascii="Times New Roman" w:eastAsia="宋体" w:hAnsi="Times New Roman" w:hint="eastAsia"/>
-        </w:rPr>
-        <w:t>、虚与实是什么</w:t>
-      </w:r>
-    </w:p>
-    <w:p>
-      <w:pPr>
-        <w:spacing w:line="400" w:lineRule="exact"/>
-        <w:ind w:firstLineChars="200" w:firstLine="420"/>
-        <w:rPr>
-          <w:rFonts w:ascii="Times New Roman" w:eastAsia="宋体" w:hAnsi="Times New Roman"/>
-        </w:rPr>
-      </w:pPr>
-      <w:r>
-        <w:rPr>
-          <w:rFonts w:ascii="Times New Roman" w:eastAsia="宋体" w:hAnsi="Times New Roman" w:hint="eastAsia"/>
-        </w:rPr>
-        <w:t>虚对应于不可被完全认识的存在，对应于只能被感知而不可被定义的存在，对应于此在。它更像是一种</w:t>
-      </w:r>
-      <w:r>
-        <w:rPr>
-          <w:rFonts w:ascii="Times New Roman" w:eastAsia="宋体" w:hAnsi="Times New Roman" w:hint="eastAsia"/>
+        <w:spacing w:line="380" w:lineRule="exact"/>
+        <w:rPr>
+          <w:rFonts w:ascii="Times New Roman" w:eastAsia="等线" w:hAnsi="Times New Roman"/>
+          <w:b/>
+          <w:bCs/>
+          <w:sz w:val="24"/>
+        </w:rPr>
+      </w:pPr>
+      <w:r>
+        <w:rPr>
+          <w:rFonts w:ascii="Times New Roman" w:eastAsia="等线" w:hAnsi="Times New Roman" w:hint="eastAsia"/>
+          <w:b/>
+          <w:bCs/>
+          <w:sz w:val="24"/>
+        </w:rPr>
+        <w:t>虚与实是什么</w:t>
+      </w:r>
+    </w:p>
+    <w:p>
+      <w:pPr>
+        <w:spacing w:line="380" w:lineRule="exact"/>
+        <w:rPr>
+          <w:rFonts w:ascii="Times New Roman" w:eastAsia="等线" w:hAnsi="Times New Roman"/>
+          <w:sz w:val="24"/>
+        </w:rPr>
+      </w:pPr>
+      <w:r>
+        <w:rPr>
+          <w:rFonts w:ascii="Times New Roman" w:eastAsia="等线" w:hAnsi="Times New Roman" w:hint="eastAsia"/>
+          <w:sz w:val="24"/>
+        </w:rPr>
+        <w:t>虚对应于不可被完全认识的存在，对应于只能被感知而不可被定义的存在，对应于此在。它更像是一种感觉，如爱情、亲情、友情、欲望、喜悦、疲惫、委屈、怀疑、</w:t>
+      </w:r>
+      <w:r>
+        <w:rPr>
+          <w:rFonts w:ascii="Times New Roman" w:eastAsia="等线" w:hAnsi="Times New Roman" w:hint="eastAsia"/>
+          <w:sz w:val="24"/>
+        </w:rPr>
+        <w:t>emo</w:t>
+      </w:r>
+      <w:r>
+        <w:rPr>
+          <w:rFonts w:ascii="Times New Roman" w:eastAsia="等线" w:hAnsi="Times New Roman" w:hint="eastAsia"/>
+          <w:sz w:val="24"/>
+        </w:rPr>
+        <w:t>等。即使是你认为某件事如何，这都可以看作是你对它的一种感觉，它是</w:t>
+      </w:r>
+      <w:r>
+        <w:rPr>
+          <w:rFonts w:ascii="Times New Roman" w:eastAsia="等线" w:hAnsi="Times New Roman" w:hint="eastAsia"/>
+          <w:b/>
+          <w:bCs/>
           <w:color w:val="FF0000"/>
-        </w:rPr>
-        <w:t>感觉</w:t>
-      </w:r>
-      <w:r>
-        <w:rPr>
-          <w:rFonts w:ascii="Times New Roman" w:eastAsia="宋体" w:hAnsi="Times New Roman" w:hint="eastAsia"/>
-        </w:rPr>
-        <w:t>，如爱情、亲情、友情、欲望、喜悦、疲惫、委屈、怀疑、</w:t>
-      </w:r>
-      <w:r>
-        <w:rPr>
-          <w:rFonts w:ascii="Times New Roman" w:eastAsia="宋体" w:hAnsi="Times New Roman" w:hint="eastAsia"/>
-        </w:rPr>
-        <w:t>emo</w:t>
-      </w:r>
-      <w:r>
-        <w:rPr>
-          <w:rFonts w:ascii="Times New Roman" w:eastAsia="宋体" w:hAnsi="Times New Roman" w:hint="eastAsia"/>
-        </w:rPr>
-        <w:t>等。即使是你认为某件事如何，这都可以看作是你对它的一种感觉，它是“虚生实”的一种表现。</w:t>
-      </w:r>
-    </w:p>
-    <w:p>
-      <w:pPr>
-        <w:spacing w:line="400" w:lineRule="exact"/>
-        <w:ind w:firstLineChars="200" w:firstLine="420"/>
-        <w:rPr>
-          <w:rFonts w:ascii="Times New Roman" w:eastAsia="宋体" w:hAnsi="Times New Roman"/>
-        </w:rPr>
-      </w:pPr>
-      <w:r>
-        <w:rPr>
-          <w:rFonts w:ascii="Times New Roman" w:eastAsia="宋体" w:hAnsi="Times New Roman" w:hint="eastAsia"/>
-        </w:rPr>
-        <w:t>实对应于可被重复的行为，可被控制的行为，可以被划为一帧一帧的行为，对应于范畴内的存在。它可以是思考（意识的行为），可以是吃早餐。由思考而产生的理不清思绪的烦躁、吃早餐而伴随的满足感为“实生虚”的一种表现。</w:t>
-      </w:r>
-    </w:p>
-    <w:p>
-      <w:pPr>
-        <w:spacing w:before="120" w:after="120" w:line="400" w:lineRule="exact"/>
-        <w:rPr>
-          <w:rFonts w:ascii="Times New Roman" w:eastAsia="宋体" w:hAnsi="Times New Roman"/>
-        </w:rPr>
-      </w:pPr>
-      <w:r>
-        <w:rPr>
-          <w:rFonts w:ascii="Times New Roman" w:eastAsia="宋体" w:hAnsi="Times New Roman" w:hint="eastAsia"/>
-        </w:rPr>
-        <w:t>2</w:t>
-      </w:r>
-      <w:r>
-        <w:rPr>
-          <w:rFonts w:ascii="Times New Roman" w:eastAsia="宋体" w:hAnsi="Times New Roman" w:hint="eastAsia"/>
-        </w:rPr>
-        <w:t>、虚实相生</w:t>
-      </w:r>
-    </w:p>
-    <w:p>
-      <w:pPr>
-        <w:spacing w:line="400" w:lineRule="exact"/>
-        <w:ind w:firstLineChars="200" w:firstLine="420"/>
-        <w:rPr>
-          <w:rFonts w:ascii="Times New Roman" w:eastAsia="宋体" w:hAnsi="Times New Roman"/>
-        </w:rPr>
-      </w:pPr>
-      <w:r>
-        <w:rPr>
-          <w:rFonts w:ascii="Times New Roman" w:eastAsia="宋体" w:hAnsi="Times New Roman" w:hint="eastAsia"/>
+          <w:sz w:val="24"/>
+        </w:rPr>
+        <w:t>“虚生实”</w:t>
+      </w:r>
+      <w:r>
+        <w:rPr>
+          <w:rFonts w:ascii="Times New Roman" w:eastAsia="等线" w:hAnsi="Times New Roman" w:hint="eastAsia"/>
+          <w:sz w:val="24"/>
+        </w:rPr>
+        <w:t>的一种表现。</w:t>
+      </w:r>
+    </w:p>
+    <w:p>
+      <w:pPr>
+        <w:spacing w:line="380" w:lineRule="exact"/>
+        <w:rPr>
+          <w:rFonts w:ascii="Times New Roman" w:eastAsia="等线" w:hAnsi="Times New Roman" w:hint="eastAsia"/>
+          <w:sz w:val="24"/>
+        </w:rPr>
+      </w:pPr>
+    </w:p>
+    <w:p>
+      <w:pPr>
+        <w:spacing w:line="380" w:lineRule="exact"/>
+        <w:rPr>
+          <w:rFonts w:ascii="Times New Roman" w:eastAsia="等线" w:hAnsi="Times New Roman"/>
+          <w:sz w:val="24"/>
+        </w:rPr>
+      </w:pPr>
+      <w:r>
+        <w:rPr>
+          <w:rFonts w:ascii="Times New Roman" w:eastAsia="等线" w:hAnsi="Times New Roman" w:hint="eastAsia"/>
+          <w:sz w:val="24"/>
+        </w:rPr>
+        <w:t>实对应于可被重复的行为，可被控制的行为，可以被划为一帧一帧的行为，对应于范畴内的存在。它可以是思考（意识的行为），可以是吃早餐。由思考而产生的理不清思绪的烦躁、吃早餐而伴随的满足感为</w:t>
+      </w:r>
+      <w:r>
+        <w:rPr>
+          <w:rFonts w:ascii="Times New Roman" w:eastAsia="等线" w:hAnsi="Times New Roman" w:hint="eastAsia"/>
+          <w:b/>
+          <w:bCs/>
+          <w:color w:val="FF0000"/>
+          <w:sz w:val="24"/>
+        </w:rPr>
+        <w:t>“实生虚”</w:t>
+      </w:r>
+      <w:r>
+        <w:rPr>
+          <w:rFonts w:ascii="Times New Roman" w:eastAsia="等线" w:hAnsi="Times New Roman" w:hint="eastAsia"/>
+          <w:sz w:val="24"/>
+        </w:rPr>
+        <w:t>的一种表现。</w:t>
+      </w:r>
+    </w:p>
+    <w:p>
+      <w:pPr>
+        <w:spacing w:line="380" w:lineRule="exact"/>
+        <w:rPr>
+          <w:rFonts w:ascii="Times New Roman" w:eastAsia="等线" w:hAnsi="Times New Roman" w:hint="eastAsia"/>
+          <w:sz w:val="24"/>
+        </w:rPr>
+      </w:pPr>
+    </w:p>
+    <w:p>
+      <w:pPr>
+        <w:spacing w:line="380" w:lineRule="exact"/>
+        <w:rPr>
+          <w:rFonts w:ascii="Times New Roman" w:eastAsia="等线" w:hAnsi="Times New Roman"/>
+          <w:b/>
+          <w:bCs/>
+          <w:sz w:val="24"/>
+        </w:rPr>
+      </w:pPr>
+      <w:r>
+        <w:rPr>
+          <w:rFonts w:ascii="Times New Roman" w:eastAsia="等线" w:hAnsi="Times New Roman" w:hint="eastAsia"/>
+          <w:b/>
+          <w:bCs/>
+          <w:sz w:val="24"/>
+        </w:rPr>
+        <w:t>虚实相生</w:t>
+      </w:r>
+    </w:p>
+    <w:p>
+      <w:pPr>
+        <w:spacing w:line="380" w:lineRule="exact"/>
+        <w:rPr>
+          <w:rFonts w:ascii="Times New Roman" w:eastAsia="等线" w:hAnsi="Times New Roman"/>
+          <w:sz w:val="24"/>
+        </w:rPr>
+      </w:pPr>
+      <w:r>
+        <w:rPr>
+          <w:rFonts w:ascii="Times New Roman" w:eastAsia="等线" w:hAnsi="Times New Roman" w:hint="eastAsia"/>
+          <w:sz w:val="24"/>
         </w:rPr>
         <w:t>借用知行合一的术语，虚对应于知、实对应于行。虚是感觉、直觉；行是意识的行为、范畴</w:t>
       </w:r>
       <w:proofErr w:type="gramStart"/>
       <w:r>
         <w:rPr>
-          <w:rFonts w:ascii="Times New Roman" w:eastAsia="宋体" w:hAnsi="Times New Roman" w:hint="eastAsia"/>
+          <w:rFonts w:ascii="Times New Roman" w:eastAsia="等线" w:hAnsi="Times New Roman" w:hint="eastAsia"/>
+          <w:sz w:val="24"/>
         </w:rPr>
         <w:t>内对象</w:t>
       </w:r>
       <w:proofErr w:type="gramEnd"/>
       <w:r>
         <w:rPr>
-          <w:rFonts w:ascii="Times New Roman" w:eastAsia="宋体" w:hAnsi="Times New Roman" w:hint="eastAsia"/>
+          <w:rFonts w:ascii="Times New Roman" w:eastAsia="等线" w:hAnsi="Times New Roman" w:hint="eastAsia"/>
+          <w:sz w:val="24"/>
         </w:rPr>
         <w:t>的行为。故而“知道就要去做”的理解，可以被认为是浅显的，会在思考的过程中产生不能说服自己的烦躁感，这里就已经存在虚实相生的关系了。烦躁感为“虚”，思考命题对不对是“实”。</w:t>
       </w:r>
     </w:p>
     <w:p>
       <w:pPr>
-        <w:spacing w:line="400" w:lineRule="exact"/>
-        <w:ind w:firstLineChars="200" w:firstLine="420"/>
-        <w:rPr>
-          <w:rFonts w:ascii="Times New Roman" w:eastAsia="宋体" w:hAnsi="Times New Roman"/>
-        </w:rPr>
-      </w:pPr>
-      <w:r>
-        <w:rPr>
-          <w:rFonts w:ascii="Times New Roman" w:eastAsia="宋体" w:hAnsi="Times New Roman" w:hint="eastAsia"/>
-        </w:rPr>
-        <w:t>当问起“我是谁”时，在思考的过程中，多半是难以回答的。是身体意识的组合？在思考的过程中总是能够对已有答案进行挑刺，就会产生一种该结论不可信的感觉。所以如何使得产生一种可信的感觉呢？当你产生这样的感觉时，你就会认为我已经回答了这个问题了。当你与别人分享你的观点时，其大概原理也是如此。</w:t>
-      </w:r>
-    </w:p>
-    <w:p>
-      <w:pPr>
-        <w:spacing w:before="120" w:after="120" w:line="400" w:lineRule="exact"/>
-        <w:rPr>
-          <w:rFonts w:ascii="Times New Roman" w:eastAsia="宋体" w:hAnsi="Times New Roman" w:hint="eastAsia"/>
-        </w:rPr>
-      </w:pPr>
-      <w:r>
-        <w:rPr>
-          <w:rFonts w:ascii="Times New Roman" w:eastAsia="宋体" w:hAnsi="Times New Roman" w:hint="eastAsia"/>
-        </w:rPr>
-        <w:t>3</w:t>
-      </w:r>
-      <w:r>
-        <w:rPr>
-          <w:rFonts w:ascii="Times New Roman" w:eastAsia="宋体" w:hAnsi="Times New Roman" w:hint="eastAsia"/>
-        </w:rPr>
-        <w:t>、原理</w:t>
-      </w:r>
-    </w:p>
-    <w:p>
-      <w:pPr>
-        <w:spacing w:line="400" w:lineRule="exact"/>
-        <w:ind w:firstLineChars="200" w:firstLine="420"/>
-        <w:rPr>
-          <w:rFonts w:ascii="Times New Roman" w:eastAsia="宋体" w:hAnsi="Times New Roman"/>
-        </w:rPr>
-      </w:pPr>
-      <w:r>
-        <w:rPr>
-          <w:rFonts w:ascii="Times New Roman" w:eastAsia="宋体" w:hAnsi="Times New Roman" w:hint="eastAsia"/>
-        </w:rPr>
-        <w:t>意识的局限性，也即范畴的局限性，有时候可以被利用来产生满足的感觉，从而显得你的意识形态更加灵活、变化无穷。</w:t>
-      </w:r>
-    </w:p>
-    <w:p>
-      <w:pPr>
-        <w:spacing w:line="400" w:lineRule="exact"/>
-        <w:ind w:firstLineChars="200" w:firstLine="420"/>
-        <w:rPr>
-          <w:rFonts w:ascii="Times New Roman" w:eastAsia="宋体" w:hAnsi="Times New Roman"/>
-        </w:rPr>
-      </w:pPr>
-      <w:r>
-        <w:rPr>
-          <w:rFonts w:ascii="Times New Roman" w:eastAsia="宋体" w:hAnsi="Times New Roman" w:hint="eastAsia"/>
-        </w:rPr>
-        <w:t>意识的双重性带来了</w:t>
-      </w:r>
-      <w:r>
-        <w:rPr>
-          <w:rFonts w:ascii="Times New Roman" w:eastAsia="宋体" w:hAnsi="Times New Roman" w:hint="eastAsia"/>
-        </w:rPr>
-        <w:t>直觉与思考</w:t>
-      </w:r>
-      <w:r>
-        <w:rPr>
-          <w:rFonts w:ascii="Times New Roman" w:eastAsia="宋体" w:hAnsi="Times New Roman" w:hint="eastAsia"/>
-        </w:rPr>
-        <w:t>两个工具，虽然意识既可以是此在的又可以是范畴的，两者的转化可以看作是“虚实相生”，其实就是主观能动性的基本原理。它两者的转化其实也是此在的，只能靠直觉去感受它。</w:t>
-      </w:r>
-    </w:p>
-    <w:p>
-      <w:pPr>
-        <w:spacing w:line="400" w:lineRule="exact"/>
-        <w:ind w:firstLineChars="200" w:firstLine="420"/>
-        <w:rPr>
-          <w:rFonts w:ascii="Times New Roman" w:eastAsia="宋体" w:hAnsi="Times New Roman"/>
-        </w:rPr>
-      </w:pPr>
-      <w:r>
-        <w:rPr>
-          <w:rFonts w:ascii="Times New Roman" w:eastAsia="宋体" w:hAnsi="Times New Roman" w:hint="eastAsia"/>
-        </w:rPr>
-        <w:t>当“感觉”进入“陷阱”，比如你沉浸在悲伤中，或是怀念小时候的生活，你可以在改变“实”来生成新的“虚”，也即感觉。我们怀念的其实是一种感觉，是一种依托于当时的“实”所产生的感觉。如果你想继续拥有那样的感觉，就得依靠你所创造的实，只吃第二碗饭的想法是不能够的。</w:t>
-      </w:r>
-    </w:p>
-    <w:p>
-      <w:pPr>
-        <w:spacing w:line="400" w:lineRule="exact"/>
-        <w:ind w:firstLineChars="200" w:firstLine="420"/>
-        <w:rPr>
-          <w:rFonts w:ascii="Times New Roman" w:eastAsia="宋体" w:hAnsi="Times New Roman"/>
-        </w:rPr>
-      </w:pPr>
-      <w:r>
-        <w:rPr>
-          <w:rFonts w:ascii="Times New Roman" w:eastAsia="宋体" w:hAnsi="Times New Roman" w:hint="eastAsia"/>
-        </w:rPr>
-        <w:t>有的时候你身处“不想要的感觉”，要么就是思考进行自洽，当其能力不足以带来新的感觉时，依托于实际的行，去创造一些条件来产生足以抵抗这种不适的新感觉。两者的侧重比按感觉来，思考上的囹圄总会在某一天将你带入烦躁的情绪，现实的樊笼也是你逃也逃不掉的。对于这些虚无缥缈的感觉，需要自己进行决策、选择。</w:t>
-      </w:r>
-    </w:p>
-    <w:p>
-      <w:pPr>
-        <w:spacing w:line="400" w:lineRule="exact"/>
-        <w:ind w:firstLineChars="200" w:firstLine="420"/>
-        <w:rPr>
-          <w:rFonts w:ascii="Times New Roman" w:eastAsia="宋体" w:hAnsi="Times New Roman"/>
-        </w:rPr>
-      </w:pPr>
-      <w:r>
-        <w:rPr>
-          <w:rFonts w:ascii="Times New Roman" w:eastAsia="宋体" w:hAnsi="Times New Roman" w:hint="eastAsia"/>
-        </w:rPr>
-        <w:t>更进一步，虚生实、实生虚，虚实相生，可以构建更加变幻莫测的结构。往好了想刚好</w:t>
-      </w:r>
-      <w:r>
-        <w:rPr>
-          <w:rFonts w:ascii="Times New Roman" w:eastAsia="宋体" w:hAnsi="Times New Roman" w:hint="eastAsia"/>
+        <w:spacing w:line="380" w:lineRule="exact"/>
+        <w:rPr>
+          <w:rFonts w:ascii="Times New Roman" w:eastAsia="等线" w:hAnsi="Times New Roman" w:hint="eastAsia"/>
+          <w:sz w:val="24"/>
+        </w:rPr>
+      </w:pPr>
+    </w:p>
+    <w:p>
+      <w:pPr>
+        <w:spacing w:line="380" w:lineRule="exact"/>
+        <w:rPr>
+          <w:rFonts w:ascii="Times New Roman" w:eastAsia="等线" w:hAnsi="Times New Roman"/>
+          <w:sz w:val="24"/>
+        </w:rPr>
+      </w:pPr>
+      <w:r>
+        <w:rPr>
+          <w:rFonts w:ascii="Times New Roman" w:eastAsia="等线" w:hAnsi="Times New Roman" w:hint="eastAsia"/>
+          <w:sz w:val="24"/>
+        </w:rPr>
+        <w:t>当问起</w:t>
+      </w:r>
+      <w:r>
+        <w:rPr>
+          <w:rFonts w:ascii="Times New Roman" w:eastAsia="等线" w:hAnsi="Times New Roman" w:hint="eastAsia"/>
+          <w:b/>
+          <w:bCs/>
+          <w:color w:val="FF0000"/>
+          <w:sz w:val="24"/>
+        </w:rPr>
+        <w:t>“我是谁”</w:t>
+      </w:r>
+      <w:r>
+        <w:rPr>
+          <w:rFonts w:ascii="Times New Roman" w:eastAsia="等线" w:hAnsi="Times New Roman" w:hint="eastAsia"/>
+          <w:sz w:val="24"/>
+        </w:rPr>
+        <w:t>时，在思考的过程中，多半是难以回答的。是身体意识的组合？在思考的过程中总是能够对已有答案进行挑刺，就会产生一种该结论不可信的感觉。所以如何使得产生一种</w:t>
+      </w:r>
+      <w:r>
+        <w:rPr>
+          <w:rFonts w:ascii="Times New Roman" w:eastAsia="等线" w:hAnsi="Times New Roman" w:hint="eastAsia"/>
+          <w:b/>
+          <w:bCs/>
+          <w:color w:val="FF0000"/>
+          <w:sz w:val="24"/>
+        </w:rPr>
+        <w:t>可信的</w:t>
+      </w:r>
+      <w:r>
+        <w:rPr>
+          <w:rFonts w:ascii="Times New Roman" w:eastAsia="等线" w:hAnsi="Times New Roman" w:hint="eastAsia"/>
+          <w:sz w:val="24"/>
+        </w:rPr>
+        <w:t>感觉呢？当你产生这样的感觉时，你就会认为我已经回答了这个问题了。当你与别人分享你的观点时，其大概原理也是如此。</w:t>
+      </w:r>
+    </w:p>
+    <w:p>
+      <w:pPr>
+        <w:spacing w:line="380" w:lineRule="exact"/>
+        <w:rPr>
+          <w:rFonts w:ascii="Times New Roman" w:eastAsia="等线" w:hAnsi="Times New Roman" w:hint="eastAsia"/>
+          <w:sz w:val="24"/>
+        </w:rPr>
+      </w:pPr>
+    </w:p>
+    <w:p>
+      <w:pPr>
+        <w:spacing w:line="380" w:lineRule="exact"/>
+        <w:rPr>
+          <w:rFonts w:ascii="Times New Roman" w:eastAsia="等线" w:hAnsi="Times New Roman"/>
+          <w:b/>
+          <w:bCs/>
+          <w:sz w:val="24"/>
+        </w:rPr>
+      </w:pPr>
+      <w:r>
+        <w:rPr>
+          <w:rFonts w:ascii="Times New Roman" w:eastAsia="等线" w:hAnsi="Times New Roman" w:hint="eastAsia"/>
+          <w:b/>
+          <w:bCs/>
+          <w:sz w:val="24"/>
+        </w:rPr>
+        <w:t>原理</w:t>
+      </w:r>
+    </w:p>
+    <w:p>
+      <w:pPr>
+        <w:spacing w:line="380" w:lineRule="exact"/>
+        <w:rPr>
+          <w:rFonts w:ascii="Times New Roman" w:eastAsia="等线" w:hAnsi="Times New Roman"/>
+          <w:sz w:val="24"/>
+        </w:rPr>
+      </w:pPr>
+      <w:r>
+        <w:rPr>
+          <w:rFonts w:ascii="Times New Roman" w:eastAsia="等线" w:hAnsi="Times New Roman" w:hint="eastAsia"/>
+          <w:sz w:val="24"/>
+        </w:rPr>
+        <w:t>意识的局限性，也即</w:t>
+      </w:r>
+      <w:r>
+        <w:rPr>
+          <w:rFonts w:ascii="Times New Roman" w:eastAsia="等线" w:hAnsi="Times New Roman" w:hint="eastAsia"/>
+          <w:b/>
+          <w:bCs/>
+          <w:color w:val="FF0000"/>
+          <w:sz w:val="24"/>
+        </w:rPr>
+        <w:t>范畴的局限性</w:t>
+      </w:r>
+      <w:r>
+        <w:rPr>
+          <w:rFonts w:ascii="Times New Roman" w:eastAsia="等线" w:hAnsi="Times New Roman" w:hint="eastAsia"/>
+          <w:sz w:val="24"/>
+        </w:rPr>
+        <w:t>，有时候可以被利用来产生满足的感觉，</w:t>
+      </w:r>
+      <w:r>
+        <w:rPr>
+          <w:rFonts w:ascii="Times New Roman" w:eastAsia="等线" w:hAnsi="Times New Roman" w:hint="eastAsia"/>
+          <w:b/>
+          <w:bCs/>
+          <w:color w:val="FF0000"/>
+          <w:sz w:val="24"/>
+        </w:rPr>
+        <w:t>从而显得你的意识形态更加灵活、变化无穷</w:t>
+      </w:r>
+      <w:r>
+        <w:rPr>
+          <w:rFonts w:ascii="Times New Roman" w:eastAsia="等线" w:hAnsi="Times New Roman" w:hint="eastAsia"/>
+          <w:sz w:val="24"/>
+        </w:rPr>
+        <w:t>。</w:t>
+      </w:r>
+    </w:p>
+    <w:p>
+      <w:pPr>
+        <w:spacing w:line="380" w:lineRule="exact"/>
+        <w:rPr>
+          <w:rFonts w:ascii="Times New Roman" w:eastAsia="等线" w:hAnsi="Times New Roman" w:hint="eastAsia"/>
+          <w:sz w:val="24"/>
+        </w:rPr>
+      </w:pPr>
+    </w:p>
+    <w:p>
+      <w:pPr>
+        <w:spacing w:line="380" w:lineRule="exact"/>
+        <w:rPr>
+          <w:rFonts w:ascii="Times New Roman" w:eastAsia="等线" w:hAnsi="Times New Roman"/>
+          <w:sz w:val="24"/>
+        </w:rPr>
+      </w:pPr>
+      <w:r>
+        <w:rPr>
+          <w:rFonts w:ascii="Times New Roman" w:eastAsia="等线" w:hAnsi="Times New Roman" w:hint="eastAsia"/>
+          <w:b/>
+          <w:bCs/>
+          <w:color w:val="0070C0"/>
+          <w:sz w:val="24"/>
+        </w:rPr>
+        <w:t>意识的双重性带来了直觉与思考两个工具</w:t>
+      </w:r>
+      <w:r>
+        <w:rPr>
+          <w:rFonts w:ascii="Times New Roman" w:eastAsia="等线" w:hAnsi="Times New Roman" w:hint="eastAsia"/>
+          <w:sz w:val="24"/>
+        </w:rPr>
+        <w:t>，虽然意识既可以是此在的又可以是范畴的，两者的转化可以看作是“虚实相生”，其实就是主观能动性的基本原理。它两者的转化其实也是此在的，只能靠直觉去感受它。</w:t>
+      </w:r>
+    </w:p>
+    <w:p>
+      <w:pPr>
+        <w:spacing w:line="380" w:lineRule="exact"/>
+        <w:rPr>
+          <w:rFonts w:ascii="Times New Roman" w:eastAsia="等线" w:hAnsi="Times New Roman" w:hint="eastAsia"/>
+          <w:sz w:val="24"/>
+        </w:rPr>
+      </w:pPr>
+    </w:p>
+    <w:p>
+      <w:pPr>
+        <w:spacing w:line="380" w:lineRule="exact"/>
+        <w:rPr>
+          <w:rFonts w:ascii="Times New Roman" w:eastAsia="等线" w:hAnsi="Times New Roman"/>
+          <w:sz w:val="24"/>
+        </w:rPr>
+      </w:pPr>
+      <w:r>
+        <w:rPr>
+          <w:rFonts w:ascii="Times New Roman" w:eastAsia="等线" w:hAnsi="Times New Roman" w:hint="eastAsia"/>
+          <w:sz w:val="24"/>
+        </w:rPr>
+        <w:t>当</w:t>
+      </w:r>
+      <w:r>
+        <w:rPr>
+          <w:rFonts w:ascii="Times New Roman" w:eastAsia="等线" w:hAnsi="Times New Roman" w:hint="eastAsia"/>
+          <w:b/>
+          <w:bCs/>
+          <w:color w:val="0070C0"/>
+          <w:sz w:val="24"/>
+        </w:rPr>
+        <w:t>“感觉”进入“陷阱</w:t>
+      </w:r>
+      <w:r>
+        <w:rPr>
+          <w:rFonts w:ascii="Times New Roman" w:eastAsia="等线" w:hAnsi="Times New Roman" w:hint="eastAsia"/>
+          <w:sz w:val="24"/>
+        </w:rPr>
+        <w:t>”，比如你沉浸在悲伤中，或是怀念小时候的生活，你可以在改变“实”来生成新的“虚”，也即感觉。我们怀念的其实是一种感觉，是一种依托于当时的“实”所产生的感觉。如果你想继续拥有那样的感觉，就得依靠你所创造的实，只吃第二碗饭的想法是不能够的。</w:t>
+      </w:r>
+    </w:p>
+    <w:p>
+      <w:pPr>
+        <w:spacing w:line="380" w:lineRule="exact"/>
+        <w:rPr>
+          <w:rFonts w:ascii="Times New Roman" w:eastAsia="等线" w:hAnsi="Times New Roman" w:hint="eastAsia"/>
+          <w:sz w:val="24"/>
+        </w:rPr>
+      </w:pPr>
+    </w:p>
+    <w:p>
+      <w:pPr>
+        <w:spacing w:line="380" w:lineRule="exact"/>
+        <w:rPr>
+          <w:rFonts w:ascii="Times New Roman" w:eastAsia="等线" w:hAnsi="Times New Roman"/>
+          <w:sz w:val="24"/>
+        </w:rPr>
+      </w:pPr>
+      <w:r>
+        <w:rPr>
+          <w:rFonts w:ascii="Times New Roman" w:eastAsia="等线" w:hAnsi="Times New Roman" w:hint="eastAsia"/>
+          <w:sz w:val="24"/>
+        </w:rPr>
+        <w:t>有的时候你身处“不想要的感觉”，要么就是思考进行自洽，当其能力不足以带来</w:t>
+      </w:r>
+      <w:r>
+        <w:rPr>
+          <w:rFonts w:ascii="Times New Roman" w:eastAsia="等线" w:hAnsi="Times New Roman" w:hint="eastAsia"/>
+          <w:sz w:val="24"/>
         </w:rPr>
         <w:lastRenderedPageBreak/>
-        <w:t>可以利用它来使得思考变得更加灵活，从而产生满足。往坏了想就是完蛋了，搞不清楚了，怎么办。而这种积极消极的行，究竟是哪种虚变来的，又究竟是哪种实变来的，难说。</w:t>
-      </w:r>
-    </w:p>
-    <w:p>
-      <w:pPr>
-        <w:spacing w:before="120" w:after="120" w:line="400" w:lineRule="exact"/>
-        <w:rPr>
-          <w:rFonts w:ascii="Times New Roman" w:eastAsia="宋体" w:hAnsi="Times New Roman"/>
-        </w:rPr>
-      </w:pPr>
-      <w:r>
-        <w:rPr>
-          <w:rFonts w:ascii="Times New Roman" w:eastAsia="宋体" w:hAnsi="Times New Roman" w:hint="eastAsia"/>
-        </w:rPr>
-        <w:t>4</w:t>
-      </w:r>
-      <w:r>
-        <w:rPr>
-          <w:rFonts w:ascii="Times New Roman" w:eastAsia="宋体" w:hAnsi="Times New Roman" w:hint="eastAsia"/>
-        </w:rPr>
-        <w:t>、结论</w:t>
-      </w:r>
-    </w:p>
-    <w:p>
-      <w:pPr>
-        <w:spacing w:line="400" w:lineRule="exact"/>
-        <w:ind w:firstLineChars="200" w:firstLine="420"/>
-        <w:rPr>
-          <w:rFonts w:ascii="Times New Roman" w:eastAsia="宋体" w:hAnsi="Times New Roman" w:hint="eastAsia"/>
-        </w:rPr>
-      </w:pPr>
-      <w:r>
-        <w:rPr>
-          <w:rFonts w:ascii="Times New Roman" w:eastAsia="宋体" w:hAnsi="Times New Roman" w:hint="eastAsia"/>
+        <w:t>新的感觉时，依托于实际的行，去创造一些条件来产生足以抵抗这种不适的新感觉。两者的侧重比按感觉来，思考上的囹圄总会在某一天将你带入烦躁的情绪，现实的樊笼也是你逃也逃不掉的。对于这些虚无缥缈的感觉，需要自己进行决策、选择。</w:t>
+      </w:r>
+    </w:p>
+    <w:p>
+      <w:pPr>
+        <w:spacing w:line="380" w:lineRule="exact"/>
+        <w:rPr>
+          <w:rFonts w:ascii="Times New Roman" w:eastAsia="等线" w:hAnsi="Times New Roman" w:hint="eastAsia"/>
+          <w:sz w:val="24"/>
+        </w:rPr>
+      </w:pPr>
+    </w:p>
+    <w:p>
+      <w:pPr>
+        <w:spacing w:line="380" w:lineRule="exact"/>
+        <w:rPr>
+          <w:rFonts w:ascii="Times New Roman" w:eastAsia="等线" w:hAnsi="Times New Roman"/>
+          <w:sz w:val="24"/>
+        </w:rPr>
+      </w:pPr>
+      <w:r>
+        <w:rPr>
+          <w:rFonts w:ascii="Times New Roman" w:eastAsia="等线" w:hAnsi="Times New Roman" w:hint="eastAsia"/>
+          <w:sz w:val="24"/>
+        </w:rPr>
+        <w:t>更进一步，虚生实、实生虚，虚实相生，可以构建更加变幻莫测的结构。往好了想刚好可以利用它来使得思考变得更加灵活，从而产生满足。往坏了想就是完蛋了，搞不清楚了，怎么办。而这种积极消极的行，究竟是哪种虚变来的，又究竟是哪种实变来的，难说。</w:t>
+      </w:r>
+    </w:p>
+    <w:p>
+      <w:pPr>
+        <w:spacing w:line="380" w:lineRule="exact"/>
+        <w:rPr>
+          <w:rFonts w:ascii="Times New Roman" w:eastAsia="等线" w:hAnsi="Times New Roman" w:hint="eastAsia"/>
+          <w:sz w:val="24"/>
+        </w:rPr>
+      </w:pPr>
+    </w:p>
+    <w:p>
+      <w:pPr>
+        <w:spacing w:line="380" w:lineRule="exact"/>
+        <w:rPr>
+          <w:rFonts w:ascii="Times New Roman" w:eastAsia="等线" w:hAnsi="Times New Roman"/>
+          <w:b/>
+          <w:bCs/>
+          <w:sz w:val="24"/>
+        </w:rPr>
+      </w:pPr>
+      <w:r>
+        <w:rPr>
+          <w:rFonts w:ascii="Times New Roman" w:eastAsia="等线" w:hAnsi="Times New Roman" w:hint="eastAsia"/>
+          <w:b/>
+          <w:bCs/>
+          <w:sz w:val="24"/>
+        </w:rPr>
+        <w:t>结论</w:t>
+      </w:r>
+    </w:p>
+    <w:p>
+      <w:pPr>
+        <w:spacing w:line="380" w:lineRule="exact"/>
+        <w:rPr>
+          <w:rFonts w:ascii="Times New Roman" w:eastAsia="等线" w:hAnsi="Times New Roman"/>
+          <w:sz w:val="24"/>
+        </w:rPr>
+      </w:pPr>
+      <w:r>
+        <w:rPr>
+          <w:rFonts w:ascii="Times New Roman" w:eastAsia="等线" w:hAnsi="Times New Roman" w:hint="eastAsia"/>
+          <w:sz w:val="24"/>
         </w:rPr>
         <w:t>所以意识的此在，可以去对应我是谁的答案。不过吧，究竟能不能说服你，得看你的感觉如何了。</w:t>
       </w:r>
     </w:p>
-    <w:p/>
+    <w:p>
+      <w:pPr>
+        <w:spacing w:line="380" w:lineRule="exact"/>
+        <w:rPr>
+          <w:rFonts w:ascii="Times New Roman" w:eastAsia="等线" w:hAnsi="Times New Roman"/>
+          <w:sz w:val="24"/>
+        </w:rPr>
+      </w:pPr>
+    </w:p>
     <w:sectPr>
       <w:pgSz w:w="11906" w:h="16838"/>
       <w:pgMar w:top="1440" w:right="1800" w:bottom="1440" w:left="1800" w:header="851" w:footer="992" w:gutter="0"/>
